--- a/CO1 AT3.docx
+++ b/CO1 AT3.docx
@@ -4,17 +4,10 @@
   <w:body>
     <w:p>
       <w:r>
-        <w:rPr>
-          <w:rFonts w:ascii="Times New Roman" w:hAnsi="Times New Roman" w:cs="Times New Roman"/>
-          <w:b/>
-          <w:bCs/>
-          <w:sz w:val="56"/>
-          <w:szCs w:val="56"/>
-        </w:rPr>
         <w:drawing>
-          <wp:inline distT="0" distB="0" distL="0" distR="0" wp14:anchorId="13DE15C5" wp14:editId="49F5D745">
-            <wp:extent cx="3741744" cy="5265876"/>
-            <wp:effectExtent l="0" t="0" r="0" b="0"/>
+          <wp:inline distT="0" distB="0" distL="0" distR="0" wp14:anchorId="7168F50F" wp14:editId="1670D8D6">
+            <wp:extent cx="5731510" cy="5628005"/>
+            <wp:effectExtent l="0" t="0" r="2540" b="0"/>
             <wp:docPr id="1" name="Picture 1"/>
             <wp:cNvGraphicFramePr>
               <a:graphicFrameLocks xmlns:a="http://schemas.openxmlformats.org/drawingml/2006/main" noChangeAspect="1"/>
@@ -27,7 +20,7 @@
                     <pic:cNvPicPr/>
                   </pic:nvPicPr>
                   <pic:blipFill>
-                    <a:blip r:embed="rId4"/>
+                    <a:blip r:embed="rId5"/>
                     <a:stretch>
                       <a:fillRect/>
                     </a:stretch>
@@ -35,7 +28,518 @@
                   <pic:spPr>
                     <a:xfrm>
                       <a:off x="0" y="0"/>
-                      <a:ext cx="3741744" cy="5265876"/>
+                      <a:ext cx="5731510" cy="5628005"/>
+                    </a:xfrm>
+                    <a:prstGeom prst="rect">
+                      <a:avLst/>
+                    </a:prstGeom>
+                  </pic:spPr>
+                </pic:pic>
+              </a:graphicData>
+            </a:graphic>
+          </wp:inline>
+        </w:drawing>
+      </w:r>
+    </w:p>
+    <w:p>
+      <w:r>
+        <w:lastRenderedPageBreak/>
+        <w:drawing>
+          <wp:inline distT="0" distB="0" distL="0" distR="0" wp14:anchorId="221EC1E1" wp14:editId="11009973">
+            <wp:extent cx="5494496" cy="7049111"/>
+            <wp:effectExtent l="0" t="0" r="0" b="0"/>
+            <wp:docPr id="2" name="Picture 2"/>
+            <wp:cNvGraphicFramePr>
+              <a:graphicFrameLocks xmlns:a="http://schemas.openxmlformats.org/drawingml/2006/main" noChangeAspect="1"/>
+            </wp:cNvGraphicFramePr>
+            <a:graphic xmlns:a="http://schemas.openxmlformats.org/drawingml/2006/main">
+              <a:graphicData uri="http://schemas.openxmlformats.org/drawingml/2006/picture">
+                <pic:pic xmlns:pic="http://schemas.openxmlformats.org/drawingml/2006/picture">
+                  <pic:nvPicPr>
+                    <pic:cNvPr id="1" name=""/>
+                    <pic:cNvPicPr/>
+                  </pic:nvPicPr>
+                  <pic:blipFill>
+                    <a:blip r:embed="rId6"/>
+                    <a:stretch>
+                      <a:fillRect/>
+                    </a:stretch>
+                  </pic:blipFill>
+                  <pic:spPr>
+                    <a:xfrm>
+                      <a:off x="0" y="0"/>
+                      <a:ext cx="5494496" cy="7049111"/>
+                    </a:xfrm>
+                    <a:prstGeom prst="rect">
+                      <a:avLst/>
+                    </a:prstGeom>
+                  </pic:spPr>
+                </pic:pic>
+              </a:graphicData>
+            </a:graphic>
+          </wp:inline>
+        </w:drawing>
+      </w:r>
+    </w:p>
+    <w:p/>
+    <w:p>
+      <w:r>
+        <w:lastRenderedPageBreak/>
+        <w:drawing>
+          <wp:inline distT="0" distB="0" distL="0" distR="0" wp14:anchorId="3AE809F3" wp14:editId="72D279D4">
+            <wp:extent cx="5105842" cy="6256562"/>
+            <wp:effectExtent l="0" t="0" r="0" b="0"/>
+            <wp:docPr id="4" name="Picture 4"/>
+            <wp:cNvGraphicFramePr>
+              <a:graphicFrameLocks xmlns:a="http://schemas.openxmlformats.org/drawingml/2006/main" noChangeAspect="1"/>
+            </wp:cNvGraphicFramePr>
+            <a:graphic xmlns:a="http://schemas.openxmlformats.org/drawingml/2006/main">
+              <a:graphicData uri="http://schemas.openxmlformats.org/drawingml/2006/picture">
+                <pic:pic xmlns:pic="http://schemas.openxmlformats.org/drawingml/2006/picture">
+                  <pic:nvPicPr>
+                    <pic:cNvPr id="1" name=""/>
+                    <pic:cNvPicPr/>
+                  </pic:nvPicPr>
+                  <pic:blipFill>
+                    <a:blip r:embed="rId7"/>
+                    <a:stretch>
+                      <a:fillRect/>
+                    </a:stretch>
+                  </pic:blipFill>
+                  <pic:spPr>
+                    <a:xfrm>
+                      <a:off x="0" y="0"/>
+                      <a:ext cx="5105842" cy="6256562"/>
+                    </a:xfrm>
+                    <a:prstGeom prst="rect">
+                      <a:avLst/>
+                    </a:prstGeom>
+                  </pic:spPr>
+                </pic:pic>
+              </a:graphicData>
+            </a:graphic>
+          </wp:inline>
+        </w:drawing>
+      </w:r>
+    </w:p>
+    <w:p/>
+    <w:p/>
+    <w:p/>
+    <w:p/>
+    <w:p/>
+    <w:p>
+      <w:pPr>
+        <w:ind w:firstLine="720"/>
+      </w:pPr>
+      <w:r>
+        <w:lastRenderedPageBreak/>
+        <w:drawing>
+          <wp:inline distT="0" distB="0" distL="0" distR="0" wp14:anchorId="104AFCD0" wp14:editId="27D16712">
+            <wp:extent cx="5105842" cy="6256562"/>
+            <wp:effectExtent l="0" t="0" r="0" b="0"/>
+            <wp:docPr id="13" name="Picture 13"/>
+            <wp:cNvGraphicFramePr>
+              <a:graphicFrameLocks xmlns:a="http://schemas.openxmlformats.org/drawingml/2006/main" noChangeAspect="1"/>
+            </wp:cNvGraphicFramePr>
+            <a:graphic xmlns:a="http://schemas.openxmlformats.org/drawingml/2006/main">
+              <a:graphicData uri="http://schemas.openxmlformats.org/drawingml/2006/picture">
+                <pic:pic xmlns:pic="http://schemas.openxmlformats.org/drawingml/2006/picture">
+                  <pic:nvPicPr>
+                    <pic:cNvPr id="1" name=""/>
+                    <pic:cNvPicPr/>
+                  </pic:nvPicPr>
+                  <pic:blipFill>
+                    <a:blip r:embed="rId7"/>
+                    <a:stretch>
+                      <a:fillRect/>
+                    </a:stretch>
+                  </pic:blipFill>
+                  <pic:spPr>
+                    <a:xfrm>
+                      <a:off x="0" y="0"/>
+                      <a:ext cx="5105842" cy="6256562"/>
+                    </a:xfrm>
+                    <a:prstGeom prst="rect">
+                      <a:avLst/>
+                    </a:prstGeom>
+                  </pic:spPr>
+                </pic:pic>
+              </a:graphicData>
+            </a:graphic>
+          </wp:inline>
+        </w:drawing>
+      </w:r>
+    </w:p>
+    <w:p>
+      <w:r>
+        <w:lastRenderedPageBreak/>
+        <w:drawing>
+          <wp:inline distT="0" distB="0" distL="0" distR="0" wp14:anchorId="7C18FC7A" wp14:editId="659AD173">
+            <wp:extent cx="4397121" cy="6942422"/>
+            <wp:effectExtent l="0" t="0" r="3810" b="0"/>
+            <wp:docPr id="6" name="Picture 6"/>
+            <wp:cNvGraphicFramePr>
+              <a:graphicFrameLocks xmlns:a="http://schemas.openxmlformats.org/drawingml/2006/main" noChangeAspect="1"/>
+            </wp:cNvGraphicFramePr>
+            <a:graphic xmlns:a="http://schemas.openxmlformats.org/drawingml/2006/main">
+              <a:graphicData uri="http://schemas.openxmlformats.org/drawingml/2006/picture">
+                <pic:pic xmlns:pic="http://schemas.openxmlformats.org/drawingml/2006/picture">
+                  <pic:nvPicPr>
+                    <pic:cNvPr id="1" name=""/>
+                    <pic:cNvPicPr/>
+                  </pic:nvPicPr>
+                  <pic:blipFill>
+                    <a:blip r:embed="rId8"/>
+                    <a:stretch>
+                      <a:fillRect/>
+                    </a:stretch>
+                  </pic:blipFill>
+                  <pic:spPr>
+                    <a:xfrm>
+                      <a:off x="0" y="0"/>
+                      <a:ext cx="4397121" cy="6942422"/>
+                    </a:xfrm>
+                    <a:prstGeom prst="rect">
+                      <a:avLst/>
+                    </a:prstGeom>
+                  </pic:spPr>
+                </pic:pic>
+              </a:graphicData>
+            </a:graphic>
+          </wp:inline>
+        </w:drawing>
+      </w:r>
+      <w:r>
+        <w:lastRenderedPageBreak/>
+        <w:drawing>
+          <wp:inline distT="0" distB="0" distL="0" distR="0" wp14:anchorId="680EE1B7" wp14:editId="1DF618D4">
+            <wp:extent cx="5197290" cy="5982218"/>
+            <wp:effectExtent l="0" t="0" r="3810" b="0"/>
+            <wp:docPr id="5" name="Picture 5"/>
+            <wp:cNvGraphicFramePr>
+              <a:graphicFrameLocks xmlns:a="http://schemas.openxmlformats.org/drawingml/2006/main" noChangeAspect="1"/>
+            </wp:cNvGraphicFramePr>
+            <a:graphic xmlns:a="http://schemas.openxmlformats.org/drawingml/2006/main">
+              <a:graphicData uri="http://schemas.openxmlformats.org/drawingml/2006/picture">
+                <pic:pic xmlns:pic="http://schemas.openxmlformats.org/drawingml/2006/picture">
+                  <pic:nvPicPr>
+                    <pic:cNvPr id="1" name=""/>
+                    <pic:cNvPicPr/>
+                  </pic:nvPicPr>
+                  <pic:blipFill>
+                    <a:blip r:embed="rId9"/>
+                    <a:stretch>
+                      <a:fillRect/>
+                    </a:stretch>
+                  </pic:blipFill>
+                  <pic:spPr>
+                    <a:xfrm>
+                      <a:off x="0" y="0"/>
+                      <a:ext cx="5197290" cy="5982218"/>
+                    </a:xfrm>
+                    <a:prstGeom prst="rect">
+                      <a:avLst/>
+                    </a:prstGeom>
+                  </pic:spPr>
+                </pic:pic>
+              </a:graphicData>
+            </a:graphic>
+          </wp:inline>
+        </w:drawing>
+      </w:r>
+    </w:p>
+    <w:p/>
+    <w:p/>
+    <w:p/>
+    <w:p/>
+    <w:p>
+      <w:pPr>
+        <w:tabs>
+          <w:tab w:val="left" w:pos="1068"/>
+        </w:tabs>
+      </w:pPr>
+      <w:r>
+        <w:lastRenderedPageBreak/>
+        <w:tab/>
+      </w:r>
+      <w:r>
+        <w:drawing>
+          <wp:inline distT="0" distB="0" distL="0" distR="0" wp14:anchorId="2F2500FB" wp14:editId="39A3669D">
+            <wp:extent cx="4397121" cy="6942422"/>
+            <wp:effectExtent l="0" t="0" r="3810" b="0"/>
+            <wp:docPr id="14" name="Picture 14"/>
+            <wp:cNvGraphicFramePr>
+              <a:graphicFrameLocks xmlns:a="http://schemas.openxmlformats.org/drawingml/2006/main" noChangeAspect="1"/>
+            </wp:cNvGraphicFramePr>
+            <a:graphic xmlns:a="http://schemas.openxmlformats.org/drawingml/2006/main">
+              <a:graphicData uri="http://schemas.openxmlformats.org/drawingml/2006/picture">
+                <pic:pic xmlns:pic="http://schemas.openxmlformats.org/drawingml/2006/picture">
+                  <pic:nvPicPr>
+                    <pic:cNvPr id="1" name=""/>
+                    <pic:cNvPicPr/>
+                  </pic:nvPicPr>
+                  <pic:blipFill>
+                    <a:blip r:embed="rId8"/>
+                    <a:stretch>
+                      <a:fillRect/>
+                    </a:stretch>
+                  </pic:blipFill>
+                  <pic:spPr>
+                    <a:xfrm>
+                      <a:off x="0" y="0"/>
+                      <a:ext cx="4397121" cy="6942422"/>
+                    </a:xfrm>
+                    <a:prstGeom prst="rect">
+                      <a:avLst/>
+                    </a:prstGeom>
+                  </pic:spPr>
+                </pic:pic>
+              </a:graphicData>
+            </a:graphic>
+          </wp:inline>
+        </w:drawing>
+      </w:r>
+    </w:p>
+    <w:p>
+      <w:r>
+        <w:lastRenderedPageBreak/>
+        <w:drawing>
+          <wp:inline distT="0" distB="0" distL="0" distR="0" wp14:anchorId="79E44CA9" wp14:editId="465DF49E">
+            <wp:extent cx="5105842" cy="6256562"/>
+            <wp:effectExtent l="0" t="0" r="0" b="0"/>
+            <wp:docPr id="3" name="Picture 3"/>
+            <wp:cNvGraphicFramePr>
+              <a:graphicFrameLocks xmlns:a="http://schemas.openxmlformats.org/drawingml/2006/main" noChangeAspect="1"/>
+            </wp:cNvGraphicFramePr>
+            <a:graphic xmlns:a="http://schemas.openxmlformats.org/drawingml/2006/main">
+              <a:graphicData uri="http://schemas.openxmlformats.org/drawingml/2006/picture">
+                <pic:pic xmlns:pic="http://schemas.openxmlformats.org/drawingml/2006/picture">
+                  <pic:nvPicPr>
+                    <pic:cNvPr id="1" name=""/>
+                    <pic:cNvPicPr/>
+                  </pic:nvPicPr>
+                  <pic:blipFill>
+                    <a:blip r:embed="rId7"/>
+                    <a:stretch>
+                      <a:fillRect/>
+                    </a:stretch>
+                  </pic:blipFill>
+                  <pic:spPr>
+                    <a:xfrm>
+                      <a:off x="0" y="0"/>
+                      <a:ext cx="5105842" cy="6256562"/>
+                    </a:xfrm>
+                    <a:prstGeom prst="rect">
+                      <a:avLst/>
+                    </a:prstGeom>
+                  </pic:spPr>
+                </pic:pic>
+              </a:graphicData>
+            </a:graphic>
+          </wp:inline>
+        </w:drawing>
+      </w:r>
+    </w:p>
+    <w:p/>
+    <w:p>
+      <w:pPr>
+        <w:tabs>
+          <w:tab w:val="left" w:pos="1104"/>
+        </w:tabs>
+      </w:pPr>
+      <w:r>
+        <w:tab/>
+      </w:r>
+    </w:p>
+    <w:p>
+      <w:pPr>
+        <w:tabs>
+          <w:tab w:val="left" w:pos="1104"/>
+        </w:tabs>
+      </w:pPr>
+      <w:r>
+        <w:lastRenderedPageBreak/>
+        <w:drawing>
+          <wp:inline distT="0" distB="0" distL="0" distR="0" wp14:anchorId="350D542D" wp14:editId="5B631C43">
+            <wp:extent cx="5105842" cy="6492803"/>
+            <wp:effectExtent l="0" t="0" r="0" b="3810"/>
+            <wp:docPr id="8" name="Picture 8"/>
+            <wp:cNvGraphicFramePr>
+              <a:graphicFrameLocks xmlns:a="http://schemas.openxmlformats.org/drawingml/2006/main" noChangeAspect="1"/>
+            </wp:cNvGraphicFramePr>
+            <a:graphic xmlns:a="http://schemas.openxmlformats.org/drawingml/2006/main">
+              <a:graphicData uri="http://schemas.openxmlformats.org/drawingml/2006/picture">
+                <pic:pic xmlns:pic="http://schemas.openxmlformats.org/drawingml/2006/picture">
+                  <pic:nvPicPr>
+                    <pic:cNvPr id="1" name=""/>
+                    <pic:cNvPicPr/>
+                  </pic:nvPicPr>
+                  <pic:blipFill>
+                    <a:blip r:embed="rId10"/>
+                    <a:stretch>
+                      <a:fillRect/>
+                    </a:stretch>
+                  </pic:blipFill>
+                  <pic:spPr>
+                    <a:xfrm>
+                      <a:off x="0" y="0"/>
+                      <a:ext cx="5105842" cy="6492803"/>
+                    </a:xfrm>
+                    <a:prstGeom prst="rect">
+                      <a:avLst/>
+                    </a:prstGeom>
+                  </pic:spPr>
+                </pic:pic>
+              </a:graphicData>
+            </a:graphic>
+          </wp:inline>
+        </w:drawing>
+      </w:r>
+    </w:p>
+    <w:p/>
+    <w:p/>
+    <w:p/>
+    <w:p/>
+    <w:p/>
+    <w:p>
+      <w:pPr>
+        <w:tabs>
+          <w:tab w:val="left" w:pos="2352"/>
+        </w:tabs>
+      </w:pPr>
+      <w:r>
+        <w:lastRenderedPageBreak/>
+        <w:tab/>
+      </w:r>
+      <w:r>
+        <w:drawing>
+          <wp:inline distT="0" distB="0" distL="0" distR="0" wp14:anchorId="73B01E64" wp14:editId="468AE0BB">
+            <wp:extent cx="5029636" cy="5227773"/>
+            <wp:effectExtent l="0" t="0" r="0" b="0"/>
+            <wp:docPr id="10" name="Picture 10"/>
+            <wp:cNvGraphicFramePr>
+              <a:graphicFrameLocks xmlns:a="http://schemas.openxmlformats.org/drawingml/2006/main" noChangeAspect="1"/>
+            </wp:cNvGraphicFramePr>
+            <a:graphic xmlns:a="http://schemas.openxmlformats.org/drawingml/2006/main">
+              <a:graphicData uri="http://schemas.openxmlformats.org/drawingml/2006/picture">
+                <pic:pic xmlns:pic="http://schemas.openxmlformats.org/drawingml/2006/picture">
+                  <pic:nvPicPr>
+                    <pic:cNvPr id="1" name=""/>
+                    <pic:cNvPicPr/>
+                  </pic:nvPicPr>
+                  <pic:blipFill>
+                    <a:blip r:embed="rId11"/>
+                    <a:stretch>
+                      <a:fillRect/>
+                    </a:stretch>
+                  </pic:blipFill>
+                  <pic:spPr>
+                    <a:xfrm>
+                      <a:off x="0" y="0"/>
+                      <a:ext cx="5029636" cy="5227773"/>
+                    </a:xfrm>
+                    <a:prstGeom prst="rect">
+                      <a:avLst/>
+                    </a:prstGeom>
+                  </pic:spPr>
+                </pic:pic>
+              </a:graphicData>
+            </a:graphic>
+          </wp:inline>
+        </w:drawing>
+      </w:r>
+    </w:p>
+    <w:p>
+      <w:pPr>
+        <w:tabs>
+          <w:tab w:val="left" w:pos="2352"/>
+        </w:tabs>
+      </w:pPr>
+      <w:r>
+        <w:lastRenderedPageBreak/>
+        <w:drawing>
+          <wp:inline distT="0" distB="0" distL="0" distR="0" wp14:anchorId="7732E265" wp14:editId="76243EC4">
+            <wp:extent cx="3551228" cy="4206605"/>
+            <wp:effectExtent l="0" t="0" r="0" b="3810"/>
+            <wp:docPr id="11" name="Picture 11"/>
+            <wp:cNvGraphicFramePr>
+              <a:graphicFrameLocks xmlns:a="http://schemas.openxmlformats.org/drawingml/2006/main" noChangeAspect="1"/>
+            </wp:cNvGraphicFramePr>
+            <a:graphic xmlns:a="http://schemas.openxmlformats.org/drawingml/2006/main">
+              <a:graphicData uri="http://schemas.openxmlformats.org/drawingml/2006/picture">
+                <pic:pic xmlns:pic="http://schemas.openxmlformats.org/drawingml/2006/picture">
+                  <pic:nvPicPr>
+                    <pic:cNvPr id="1" name=""/>
+                    <pic:cNvPicPr/>
+                  </pic:nvPicPr>
+                  <pic:blipFill>
+                    <a:blip r:embed="rId12"/>
+                    <a:stretch>
+                      <a:fillRect/>
+                    </a:stretch>
+                  </pic:blipFill>
+                  <pic:spPr>
+                    <a:xfrm>
+                      <a:off x="0" y="0"/>
+                      <a:ext cx="3551228" cy="4206605"/>
+                    </a:xfrm>
+                    <a:prstGeom prst="rect">
+                      <a:avLst/>
+                    </a:prstGeom>
+                  </pic:spPr>
+                </pic:pic>
+              </a:graphicData>
+            </a:graphic>
+          </wp:inline>
+        </w:drawing>
+      </w:r>
+    </w:p>
+    <w:p>
+      <w:pPr>
+        <w:tabs>
+          <w:tab w:val="left" w:pos="2352"/>
+        </w:tabs>
+      </w:pPr>
+    </w:p>
+    <w:p>
+      <w:pPr>
+        <w:tabs>
+          <w:tab w:val="left" w:pos="2352"/>
+        </w:tabs>
+      </w:pPr>
+    </w:p>
+    <w:p>
+      <w:pPr>
+        <w:tabs>
+          <w:tab w:val="left" w:pos="2352"/>
+        </w:tabs>
+      </w:pPr>
+      <w:r>
+        <w:drawing>
+          <wp:inline distT="0" distB="0" distL="0" distR="0" wp14:anchorId="103AC137" wp14:editId="391312BA">
+            <wp:extent cx="2804403" cy="3810330"/>
+            <wp:effectExtent l="0" t="0" r="0" b="0"/>
+            <wp:docPr id="12" name="Picture 12"/>
+            <wp:cNvGraphicFramePr>
+              <a:graphicFrameLocks xmlns:a="http://schemas.openxmlformats.org/drawingml/2006/main" noChangeAspect="1"/>
+            </wp:cNvGraphicFramePr>
+            <a:graphic xmlns:a="http://schemas.openxmlformats.org/drawingml/2006/main">
+              <a:graphicData uri="http://schemas.openxmlformats.org/drawingml/2006/picture">
+                <pic:pic xmlns:pic="http://schemas.openxmlformats.org/drawingml/2006/picture">
+                  <pic:nvPicPr>
+                    <pic:cNvPr id="1" name=""/>
+                    <pic:cNvPicPr/>
+                  </pic:nvPicPr>
+                  <pic:blipFill>
+                    <a:blip r:embed="rId13"/>
+                    <a:stretch>
+                      <a:fillRect/>
+                    </a:stretch>
+                  </pic:blipFill>
+                  <pic:spPr>
+                    <a:xfrm>
+                      <a:off x="0" y="0"/>
+                      <a:ext cx="2804403" cy="3810330"/>
                     </a:xfrm>
                     <a:prstGeom prst="rect">
                       <a:avLst/>
@@ -661,6 +1165,7 @@
   <w:style w:type="character" w:default="1" w:styleId="DefaultParagraphFont">
     <w:name w:val="Default Paragraph Font"/>
     <w:uiPriority w:val="1"/>
+    <w:semiHidden/>
     <w:unhideWhenUsed/>
   </w:style>
   <w:style w:type="table" w:default="1" w:styleId="TableNormal">
@@ -1270,4 +1775,16 @@
     </a:ext>
   </a:extLst>
 </a:theme>
+</file>
+
+<file path=customXml/item1.xml><?xml version="1.0" encoding="utf-8"?>
+<b:Sources xmlns:b="http://schemas.openxmlformats.org/officeDocument/2006/bibliography" xmlns="http://schemas.openxmlformats.org/officeDocument/2006/bibliography" SelectedStyle="\APASixthEditionOfficeOnline.xsl" StyleName="APA" Version="6"/>
+</file>
+
+<file path=customXml/itemProps1.xml><?xml version="1.0" encoding="utf-8"?>
+<ds:datastoreItem xmlns:ds="http://schemas.openxmlformats.org/officeDocument/2006/customXml" ds:itemID="{9CED50D9-6C8B-4382-8598-DB665B8875E3}">
+  <ds:schemaRefs>
+    <ds:schemaRef ds:uri="http://schemas.openxmlformats.org/officeDocument/2006/bibliography"/>
+  </ds:schemaRefs>
+</ds:datastoreItem>
 </file>